--- a/deliverables/Persian_SEO_Publication_Queue/EC-016-آلارم-فانوک/EC-016-آلارم-فانوک.docx
+++ b/deliverables/Persian_SEO_Publication_Queue/EC-016-آلارم-فانوک/EC-016-آلارم-فانوک.docx
@@ -682,7 +682,7 @@
         </w:rPr>
         <w:t xml:space="preserve">•  </w:t>
       </w:r>
-      <w:hyperlink w:history="1" r:id="rIdujeprsgfwcdnwxxu876sg">
+      <w:hyperlink w:history="1" r:id="rIde3ofj12qr2eumkeqiihd5">
         <w:r>
           <w:rPr>
             <w:rStyle w:val="Hyperlink"/>
@@ -712,7 +712,7 @@
         </w:rPr>
         <w:t xml:space="preserve">•  </w:t>
       </w:r>
-      <w:hyperlink w:history="1" r:id="rIdvia83iobwttlif1uarwi-">
+      <w:hyperlink w:history="1" r:id="rId0a9b1unsevrwli7roz1fh">
         <w:r>
           <w:rPr>
             <w:rStyle w:val="Hyperlink"/>
@@ -742,7 +742,7 @@
         </w:rPr>
         <w:t xml:space="preserve">•  </w:t>
       </w:r>
-      <w:hyperlink w:history="1" r:id="rIdvaqncul7q0j7crghjjhat">
+      <w:hyperlink w:history="1" r:id="rIdljhtceceohvxo5p9wxckz">
         <w:r>
           <w:rPr>
             <w:rStyle w:val="Hyperlink"/>
@@ -772,7 +772,7 @@
         </w:rPr>
         <w:t xml:space="preserve">•  </w:t>
       </w:r>
-      <w:hyperlink w:history="1" r:id="rIdzikrx1mjhhnfzg-fdijn3">
+      <w:hyperlink w:history="1" r:id="rIdkq6da_kdtrr5quyv_gje6">
         <w:r>
           <w:rPr>
             <w:rStyle w:val="Hyperlink"/>
@@ -802,7 +802,7 @@
         </w:rPr>
         <w:t xml:space="preserve">•  </w:t>
       </w:r>
-      <w:hyperlink w:history="1" r:id="rIdy0ccfswakeyluu7d2wrf0">
+      <w:hyperlink w:history="1" r:id="rIdsf2qlqavlm_f1fhh9pwfs">
         <w:r>
           <w:rPr>
             <w:rStyle w:val="Hyperlink"/>
@@ -852,7 +852,7 @@
         </w:rPr>
         <w:t xml:space="preserve">•  </w:t>
       </w:r>
-      <w:hyperlink w:history="1" r:id="rId2tndqelulg_sadp_1yuyw">
+      <w:hyperlink w:history="1" r:id="rIdkspmodydmm3zc2cfqr15p">
         <w:r>
           <w:rPr>
             <w:rStyle w:val="Hyperlink"/>
@@ -882,7 +882,7 @@
         </w:rPr>
         <w:t xml:space="preserve">•  </w:t>
       </w:r>
-      <w:hyperlink w:history="1" r:id="rIdaxonmmmfdq6oo4875npyf">
+      <w:hyperlink w:history="1" r:id="rIdwwuczeofaigo5azweygup">
         <w:r>
           <w:rPr>
             <w:rStyle w:val="Hyperlink"/>
@@ -1161,7 +1161,7 @@
         </w:rPr>
         <w:t xml:space="preserve">اگر سری دقیق کنترلر دستگاه را نمی‌دانید، ابتدا </w:t>
       </w:r>
-      <w:hyperlink w:history="1" r:id="rIdyuvxoq6r0xofekeiyfvtk">
+      <w:hyperlink w:history="1" r:id="rIdnzynjkp_9fpj3fpjhldsu">
         <w:r>
           <w:rPr>
             <w:rStyle w:val="Hyperlink"/>
@@ -3673,7 +3673,7 @@
         </w:rPr>
         <w:t xml:space="preserve">برای بررسی گام‌به‌گام تنظیمات ارتباطی، </w:t>
       </w:r>
-      <w:hyperlink w:history="1" r:id="rIdw2jiulo9ke3feb5srxask">
+      <w:hyperlink w:history="1" r:id="rIdndthbjmmrwzyty1khydrn">
         <w:r>
           <w:rPr>
             <w:rStyle w:val="Hyperlink"/>
@@ -3695,7 +3695,7 @@
         </w:rPr>
         <w:t xml:space="preserve"> را ببینید. اگر آلارم در حین اجرای برنامه حجیم رخ می‌دهد، </w:t>
       </w:r>
-      <w:hyperlink w:history="1" r:id="rIdbg9cc3n_n_hbgtgrvp-os">
+      <w:hyperlink w:history="1" r:id="rIdrxwmaij9deheec54wzf90">
         <w:r>
           <w:rPr>
             <w:rStyle w:val="Hyperlink"/>
@@ -4471,7 +4471,7 @@
         </w:rPr>
         <w:t xml:space="preserve">برای دسترسی به دفترچه‌های نگهداری فانوک به </w:t>
       </w:r>
-      <w:hyperlink w:history="1" r:id="rIdx3odgxxr1cwkh84lnzel1">
+      <w:hyperlink w:history="1" r:id="rIduciot4j90nvudoyywvtub">
         <w:r>
           <w:rPr>
             <w:rStyle w:val="Hyperlink"/>
@@ -4493,7 +4493,7 @@
         </w:rPr>
         <w:t xml:space="preserve"> مراجعه کنید. اگر آلارم‌های ارتباطی یا مشکلات انتقال برنامه دارید، تیم فنی الکسیو از طریق </w:t>
       </w:r>
-      <w:hyperlink w:history="1" r:id="rIdl-pgt6y-r1jpt4z-phcdf">
+      <w:hyperlink w:history="1" r:id="rIdjtl3mv0i-uvegljbia1qc">
         <w:r>
           <w:rPr>
             <w:rStyle w:val="Hyperlink"/>
